--- a/Capteur/pcb/NoeudChauffageSdb/Composants.docx
+++ b/Capteur/pcb/NoeudChauffageSdb/Composants.docx
@@ -2462,9 +2462,9 @@
         </w:tblBorders>
       </w:tblPr>
       <w:tblGrid>
-        <w:gridCol w:w="4778"/>
-        <w:gridCol w:w="330"/>
-        <w:gridCol w:w="4530"/>
+        <w:gridCol w:w="3258"/>
+        <w:gridCol w:w="339"/>
+        <w:gridCol w:w="6041"/>
       </w:tblGrid>
       <w:tr>
         <w:trPr>
@@ -2472,7 +2472,7 @@
         </w:trPr>
         <w:tc>
           <w:tcPr>
-            <w:tcW w:type="dxa" w:w="4778"/>
+            <w:tcW w:type="dxa" w:w="3258"/>
             <w:tcBorders>
               <w:top w:val="single" w:color="999999" w:sz="4"/>
               <w:left w:val="single" w:color="999999" w:sz="4"/>
@@ -2499,7 +2499,7 @@
         </w:tc>
         <w:tc>
           <w:tcPr>
-            <w:tcW w:type="dxa" w:w="330"/>
+            <w:tcW w:type="dxa" w:w="339"/>
             <w:tcBorders>
               <w:top w:val="single" w:color="999999" w:sz="4"/>
               <w:left w:val="single" w:color="999999" w:sz="4"/>
@@ -2526,7 +2526,7 @@
         </w:tc>
         <w:tc>
           <w:tcPr>
-            <w:tcW w:type="dxa" w:w="4530"/>
+            <w:tcW w:type="dxa" w:w="6041"/>
             <w:tcBorders>
               <w:top w:val="single" w:color="999999" w:sz="4"/>
               <w:left w:val="single" w:color="999999" w:sz="4"/>
@@ -2558,7 +2558,7 @@
         </w:trPr>
         <w:tc>
           <w:tcPr>
-            <w:tcW w:type="dxa" w:w="4778"/>
+            <w:tcW w:type="dxa" w:w="3258"/>
             <w:tcBorders>
               <w:top w:val="single" w:color="999999" w:sz="4"/>
               <w:left w:val="single" w:color="999999" w:sz="4"/>
@@ -2580,7 +2580,7 @@
         </w:tc>
         <w:tc>
           <w:tcPr>
-            <w:tcW w:type="dxa" w:w="330"/>
+            <w:tcW w:type="dxa" w:w="339"/>
             <w:tcBorders>
               <w:top w:val="single" w:color="999999" w:sz="4"/>
               <w:left w:val="single" w:color="999999" w:sz="4"/>
@@ -2602,7 +2602,7 @@
         </w:tc>
         <w:tc>
           <w:tcPr>
-            <w:tcW w:type="dxa" w:w="4530"/>
+            <w:tcW w:type="dxa" w:w="6041"/>
             <w:tcBorders>
               <w:top w:val="single" w:color="999999" w:sz="4"/>
               <w:left w:val="single" w:color="999999" w:sz="4"/>
@@ -2629,7 +2629,7 @@
         </w:trPr>
         <w:tc>
           <w:tcPr>
-            <w:tcW w:type="dxa" w:w="4778"/>
+            <w:tcW w:type="dxa" w:w="3258"/>
             <w:tcBorders>
               <w:top w:val="single" w:color="999999" w:sz="4"/>
               <w:left w:val="single" w:color="999999" w:sz="4"/>
@@ -2651,7 +2651,7 @@
         </w:tc>
         <w:tc>
           <w:tcPr>
-            <w:tcW w:type="dxa" w:w="330"/>
+            <w:tcW w:type="dxa" w:w="339"/>
             <w:tcBorders>
               <w:top w:val="single" w:color="999999" w:sz="4"/>
               <w:left w:val="single" w:color="999999" w:sz="4"/>
@@ -2673,7 +2673,7 @@
         </w:tc>
         <w:tc>
           <w:tcPr>
-            <w:tcW w:type="dxa" w:w="4530"/>
+            <w:tcW w:type="dxa" w:w="6041"/>
             <w:tcBorders>
               <w:top w:val="single" w:color="999999" w:sz="4"/>
               <w:left w:val="single" w:color="999999" w:sz="4"/>
@@ -2700,7 +2700,7 @@
         </w:trPr>
         <w:tc>
           <w:tcPr>
-            <w:tcW w:type="dxa" w:w="4778"/>
+            <w:tcW w:type="dxa" w:w="3258"/>
             <w:tcBorders>
               <w:top w:val="single" w:color="999999" w:sz="4"/>
               <w:left w:val="single" w:color="999999" w:sz="4"/>
@@ -2722,7 +2722,7 @@
         </w:tc>
         <w:tc>
           <w:tcPr>
-            <w:tcW w:type="dxa" w:w="330"/>
+            <w:tcW w:type="dxa" w:w="339"/>
             <w:tcBorders>
               <w:top w:val="single" w:color="999999" w:sz="4"/>
               <w:left w:val="single" w:color="999999" w:sz="4"/>
@@ -2744,7 +2744,7 @@
         </w:tc>
         <w:tc>
           <w:tcPr>
-            <w:tcW w:type="dxa" w:w="4530"/>
+            <w:tcW w:type="dxa" w:w="6041"/>
             <w:tcBorders>
               <w:top w:val="single" w:color="999999" w:sz="4"/>
               <w:left w:val="single" w:color="999999" w:sz="4"/>
@@ -2771,29 +2771,29 @@
         </w:trPr>
         <w:tc>
           <w:tcPr>
-            <w:tcW w:type="dxa" w:w="4778"/>
-            <w:tcBorders>
-              <w:top w:val="single" w:color="999999" w:sz="4"/>
-              <w:left w:val="single" w:color="999999" w:sz="4"/>
-              <w:bottom w:val="single" w:color="999999" w:sz="4"/>
-              <w:right w:val="single" w:color="999999" w:sz="4"/>
-            </w:tcBorders>
-            <w:tcMar>
-              <w:top w:type="dxa" w:w="60"/>
-              <w:left w:type="dxa" w:w="100"/>
-              <w:bottom w:type="dxa" w:w="60"/>
-              <w:right w:type="dxa" w:w="100"/>
-            </w:tcMar>
-          </w:tcPr>
-          <w:p>
-            <w:r>
-              <w:t xml:space="preserve">LED infrarouge HIR204C</w:t>
-            </w:r>
-          </w:p>
-        </w:tc>
-        <w:tc>
-          <w:tcPr>
-            <w:tcW w:type="dxa" w:w="330"/>
+            <w:tcW w:type="dxa" w:w="3258"/>
+            <w:tcBorders>
+              <w:top w:val="single" w:color="999999" w:sz="4"/>
+              <w:left w:val="single" w:color="999999" w:sz="4"/>
+              <w:bottom w:val="single" w:color="999999" w:sz="4"/>
+              <w:right w:val="single" w:color="999999" w:sz="4"/>
+            </w:tcBorders>
+            <w:tcMar>
+              <w:top w:type="dxa" w:w="60"/>
+              <w:left w:type="dxa" w:w="100"/>
+              <w:bottom w:type="dxa" w:w="60"/>
+              <w:right w:type="dxa" w:w="100"/>
+            </w:tcMar>
+          </w:tcPr>
+          <w:p>
+            <w:r>
+              <w:t xml:space="preserve">LED infrarouge Everlight IR333C-A (5 mm, 940 nm)</w:t>
+            </w:r>
+          </w:p>
+        </w:tc>
+        <w:tc>
+          <w:tcPr>
+            <w:tcW w:type="dxa" w:w="339"/>
             <w:tcBorders>
               <w:top w:val="single" w:color="999999" w:sz="4"/>
               <w:left w:val="single" w:color="999999" w:sz="4"/>
@@ -2815,23 +2815,23 @@
         </w:tc>
         <w:tc>
           <w:tcPr>
-            <w:tcW w:type="dxa" w:w="4530"/>
-            <w:tcBorders>
-              <w:top w:val="single" w:color="999999" w:sz="4"/>
-              <w:left w:val="single" w:color="999999" w:sz="4"/>
-              <w:bottom w:val="single" w:color="999999" w:sz="4"/>
-              <w:right w:val="single" w:color="999999" w:sz="4"/>
-            </w:tcBorders>
-            <w:tcMar>
-              <w:top w:type="dxa" w:w="60"/>
-              <w:left w:type="dxa" w:w="100"/>
-              <w:bottom w:type="dxa" w:w="60"/>
-              <w:right w:type="dxa" w:w="100"/>
-            </w:tcMar>
-          </w:tcPr>
-          <w:p>
-            <w:r>
-              <w:t xml:space="preserve">en série, sur fil, face au récepteur du chauffage</w:t>
+            <w:tcW w:type="dxa" w:w="6041"/>
+            <w:tcBorders>
+              <w:top w:val="single" w:color="999999" w:sz="4"/>
+              <w:left w:val="single" w:color="999999" w:sz="4"/>
+              <w:bottom w:val="single" w:color="999999" w:sz="4"/>
+              <w:right w:val="single" w:color="999999" w:sz="4"/>
+            </w:tcBorders>
+            <w:tcMar>
+              <w:top w:type="dxa" w:w="60"/>
+              <w:left w:type="dxa" w:w="100"/>
+              <w:bottom w:type="dxa" w:w="60"/>
+              <w:right w:type="dxa" w:w="100"/>
+            </w:tcMar>
+          </w:tcPr>
+          <w:p>
+            <w:r>
+              <w:t xml:space="preserve">en série, sur fil, dans le couvercle face au chauffage</w:t>
             </w:r>
           </w:p>
         </w:tc>
@@ -2842,7 +2842,7 @@
         </w:trPr>
         <w:tc>
           <w:tcPr>
-            <w:tcW w:type="dxa" w:w="4778"/>
+            <w:tcW w:type="dxa" w:w="3258"/>
             <w:tcBorders>
               <w:top w:val="single" w:color="999999" w:sz="4"/>
               <w:left w:val="single" w:color="999999" w:sz="4"/>
@@ -2864,7 +2864,7 @@
         </w:tc>
         <w:tc>
           <w:tcPr>
-            <w:tcW w:type="dxa" w:w="330"/>
+            <w:tcW w:type="dxa" w:w="339"/>
             <w:tcBorders>
               <w:top w:val="single" w:color="999999" w:sz="4"/>
               <w:left w:val="single" w:color="999999" w:sz="4"/>
@@ -2886,7 +2886,7 @@
         </w:tc>
         <w:tc>
           <w:tcPr>
-            <w:tcW w:type="dxa" w:w="4530"/>
+            <w:tcW w:type="dxa" w:w="6041"/>
             <w:tcBorders>
               <w:top w:val="single" w:color="999999" w:sz="4"/>
               <w:left w:val="single" w:color="999999" w:sz="4"/>
@@ -2913,7 +2913,7 @@
         </w:trPr>
         <w:tc>
           <w:tcPr>
-            <w:tcW w:type="dxa" w:w="4778"/>
+            <w:tcW w:type="dxa" w:w="3258"/>
             <w:tcBorders>
               <w:top w:val="single" w:color="999999" w:sz="4"/>
               <w:left w:val="single" w:color="999999" w:sz="4"/>
@@ -2935,7 +2935,7 @@
         </w:tc>
         <w:tc>
           <w:tcPr>
-            <w:tcW w:type="dxa" w:w="330"/>
+            <w:tcW w:type="dxa" w:w="339"/>
             <w:tcBorders>
               <w:top w:val="single" w:color="999999" w:sz="4"/>
               <w:left w:val="single" w:color="999999" w:sz="4"/>
@@ -2957,7 +2957,7 @@
         </w:tc>
         <w:tc>
           <w:tcPr>
-            <w:tcW w:type="dxa" w:w="4530"/>
+            <w:tcW w:type="dxa" w:w="6041"/>
             <w:tcBorders>
               <w:top w:val="single" w:color="999999" w:sz="4"/>
               <w:left w:val="single" w:color="999999" w:sz="4"/>
@@ -2984,7 +2984,7 @@
         </w:trPr>
         <w:tc>
           <w:tcPr>
-            <w:tcW w:type="dxa" w:w="4778"/>
+            <w:tcW w:type="dxa" w:w="3258"/>
             <w:tcBorders>
               <w:top w:val="single" w:color="999999" w:sz="4"/>
               <w:left w:val="single" w:color="999999" w:sz="4"/>
@@ -3006,7 +3006,7 @@
         </w:tc>
         <w:tc>
           <w:tcPr>
-            <w:tcW w:type="dxa" w:w="330"/>
+            <w:tcW w:type="dxa" w:w="339"/>
             <w:tcBorders>
               <w:top w:val="single" w:color="999999" w:sz="4"/>
               <w:left w:val="single" w:color="999999" w:sz="4"/>
@@ -3028,7 +3028,7 @@
         </w:tc>
         <w:tc>
           <w:tcPr>
-            <w:tcW w:type="dxa" w:w="4530"/>
+            <w:tcW w:type="dxa" w:w="6041"/>
             <w:tcBorders>
               <w:top w:val="single" w:color="999999" w:sz="4"/>
               <w:left w:val="single" w:color="999999" w:sz="4"/>
@@ -3055,7 +3055,7 @@
         </w:trPr>
         <w:tc>
           <w:tcPr>
-            <w:tcW w:type="dxa" w:w="4778"/>
+            <w:tcW w:type="dxa" w:w="3258"/>
             <w:tcBorders>
               <w:top w:val="single" w:color="999999" w:sz="4"/>
               <w:left w:val="single" w:color="999999" w:sz="4"/>
@@ -3077,7 +3077,7 @@
         </w:tc>
         <w:tc>
           <w:tcPr>
-            <w:tcW w:type="dxa" w:w="330"/>
+            <w:tcW w:type="dxa" w:w="339"/>
             <w:tcBorders>
               <w:top w:val="single" w:color="999999" w:sz="4"/>
               <w:left w:val="single" w:color="999999" w:sz="4"/>
@@ -3099,23 +3099,31 @@
         </w:tc>
         <w:tc>
           <w:tcPr>
-            <w:tcW w:type="dxa" w:w="4530"/>
-            <w:tcBorders>
-              <w:top w:val="single" w:color="999999" w:sz="4"/>
-              <w:left w:val="single" w:color="999999" w:sz="4"/>
-              <w:bottom w:val="single" w:color="999999" w:sz="4"/>
-              <w:right w:val="single" w:color="999999" w:sz="4"/>
-            </w:tcBorders>
-            <w:tcMar>
-              <w:top w:type="dxa" w:w="60"/>
-              <w:left w:type="dxa" w:w="100"/>
-              <w:bottom w:type="dxa" w:w="60"/>
-              <w:right w:type="dxa" w:w="100"/>
-            </w:tcMar>
-          </w:tcPr>
-          <w:p>
-            <w:r>
-              <w:t xml:space="preserve">LED témoins visibles (fenêtre ou couvercle translucide)</w:t>
+            <w:tcW w:type="dxa" w:w="6041"/>
+            <w:tcBorders>
+              <w:top w:val="single" w:color="999999" w:sz="4"/>
+              <w:left w:val="single" w:color="999999" w:sz="4"/>
+              <w:bottom w:val="single" w:color="999999" w:sz="4"/>
+              <w:right w:val="single" w:color="999999" w:sz="4"/>
+            </w:tcBorders>
+            <w:tcMar>
+              <w:top w:type="dxa" w:w="60"/>
+              <w:left w:type="dxa" w:w="100"/>
+              <w:bottom w:type="dxa" w:w="60"/>
+              <w:right w:type="dxa" w:w="100"/>
+            </w:tcMar>
+          </w:tcPr>
+          <w:p>
+            <w:r>
+              <w:rPr>
+                <w:rFonts w:ascii="Consolas" w:cs="Consolas" w:eastAsia="Consolas" w:hAnsi="Consolas"/>
+                <w:sz w:val="19"/>
+                <w:szCs w:val="19"/>
+              </w:rPr>
+              <w:t xml:space="preserve">Capteur/boitier/NoeudChauffageSdb/</w:t>
+            </w:r>
+            <w:r>
+              <w:t xml:space="preserve"> (boîte + couvercle, PETG)</w:t>
             </w:r>
           </w:p>
         </w:tc>
@@ -3126,78 +3134,138 @@
         </w:trPr>
         <w:tc>
           <w:tcPr>
-            <w:tcW w:type="dxa" w:w="4778"/>
-            <w:tcBorders>
-              <w:top w:val="single" w:color="999999" w:sz="4"/>
-              <w:left w:val="single" w:color="999999" w:sz="4"/>
-              <w:bottom w:val="single" w:color="999999" w:sz="4"/>
-              <w:right w:val="single" w:color="999999" w:sz="4"/>
-            </w:tcBorders>
-            <w:tcMar>
-              <w:top w:type="dxa" w:w="60"/>
-              <w:left w:type="dxa" w:w="100"/>
-              <w:bottom w:type="dxa" w:w="60"/>
-              <w:right w:type="dxa" w:w="100"/>
-            </w:tcMar>
-          </w:tcPr>
-          <w:p>
-            <w:r>
-              <w:t xml:space="preserve">Option : boîtier Hammond 1554C2GYCL + 3 presse-étoupes PG7</w:t>
-            </w:r>
-          </w:p>
-        </w:tc>
-        <w:tc>
-          <w:tcPr>
-            <w:tcW w:type="dxa" w:w="330"/>
-            <w:tcBorders>
-              <w:top w:val="single" w:color="999999" w:sz="4"/>
-              <w:left w:val="single" w:color="999999" w:sz="4"/>
-              <w:bottom w:val="single" w:color="999999" w:sz="4"/>
-              <w:right w:val="single" w:color="999999" w:sz="4"/>
-            </w:tcBorders>
-            <w:tcMar>
-              <w:top w:type="dxa" w:w="60"/>
-              <w:left w:type="dxa" w:w="100"/>
-              <w:bottom w:type="dxa" w:w="60"/>
-              <w:right w:type="dxa" w:w="100"/>
-            </w:tcMar>
-          </w:tcPr>
-          <w:p>
-            <w:r>
-              <w:t xml:space="preserve">1</w:t>
-            </w:r>
-          </w:p>
-        </w:tc>
-        <w:tc>
-          <w:tcPr>
-            <w:tcW w:type="dxa" w:w="4530"/>
-            <w:tcBorders>
-              <w:top w:val="single" w:color="999999" w:sz="4"/>
-              <w:left w:val="single" w:color="999999" w:sz="4"/>
-              <w:bottom w:val="single" w:color="999999" w:sz="4"/>
-              <w:right w:val="single" w:color="999999" w:sz="4"/>
-            </w:tcBorders>
-            <w:tcMar>
-              <w:top w:type="dxa" w:w="60"/>
-              <w:left w:type="dxa" w:w="100"/>
-              <w:bottom w:type="dxa" w:w="60"/>
-              <w:right w:type="dxa" w:w="100"/>
-            </w:tcMar>
-          </w:tcPr>
-          <w:p>
-            <w:r>
-              <w:t xml:space="preserve">voir </w:t>
-            </w:r>
-            <w:r>
-              <w:rPr>
-                <w:rFonts w:ascii="Consolas" w:cs="Consolas" w:eastAsia="Consolas" w:hAnsi="Consolas"/>
-                <w:sz w:val="19"/>
-                <w:szCs w:val="19"/>
-              </w:rPr>
-              <w:t xml:space="preserve">NoeudChauffageSdb.md</w:t>
-            </w:r>
-            <w:r>
-              <w:t xml:space="preserve"> § 6</w:t>
+            <w:tcW w:type="dxa" w:w="3258"/>
+            <w:tcBorders>
+              <w:top w:val="single" w:color="999999" w:sz="4"/>
+              <w:left w:val="single" w:color="999999" w:sz="4"/>
+              <w:bottom w:val="single" w:color="999999" w:sz="4"/>
+              <w:right w:val="single" w:color="999999" w:sz="4"/>
+            </w:tcBorders>
+            <w:tcMar>
+              <w:top w:type="dxa" w:w="60"/>
+              <w:left w:type="dxa" w:w="100"/>
+              <w:bottom w:type="dxa" w:w="60"/>
+              <w:right w:type="dxa" w:w="100"/>
+            </w:tcMar>
+          </w:tcPr>
+          <w:p>
+            <w:r>
+              <w:t xml:space="preserve">Vis du boîtier</w:t>
+            </w:r>
+          </w:p>
+        </w:tc>
+        <w:tc>
+          <w:tcPr>
+            <w:tcW w:type="dxa" w:w="339"/>
+            <w:tcBorders>
+              <w:top w:val="single" w:color="999999" w:sz="4"/>
+              <w:left w:val="single" w:color="999999" w:sz="4"/>
+              <w:bottom w:val="single" w:color="999999" w:sz="4"/>
+              <w:right w:val="single" w:color="999999" w:sz="4"/>
+            </w:tcBorders>
+            <w:tcMar>
+              <w:top w:type="dxa" w:w="60"/>
+              <w:left w:type="dxa" w:w="100"/>
+              <w:bottom w:type="dxa" w:w="60"/>
+              <w:right w:type="dxa" w:w="100"/>
+            </w:tcMar>
+          </w:tcPr>
+          <w:p>
+            <w:r>
+              <w:t xml:space="preserve">–</w:t>
+            </w:r>
+          </w:p>
+        </w:tc>
+        <w:tc>
+          <w:tcPr>
+            <w:tcW w:type="dxa" w:w="6041"/>
+            <w:tcBorders>
+              <w:top w:val="single" w:color="999999" w:sz="4"/>
+              <w:left w:val="single" w:color="999999" w:sz="4"/>
+              <w:bottom w:val="single" w:color="999999" w:sz="4"/>
+              <w:right w:val="single" w:color="999999" w:sz="4"/>
+            </w:tcBorders>
+            <w:tcMar>
+              <w:top w:type="dxa" w:w="60"/>
+              <w:left w:type="dxa" w:w="100"/>
+              <w:bottom w:type="dxa" w:w="60"/>
+              <w:right w:type="dxa" w:w="100"/>
+            </w:tcMar>
+          </w:tcPr>
+          <w:p>
+            <w:r>
+              <w:t xml:space="preserve">4 vis à bois Ø 4 fraisées (mur), 4 M3 × 6 (carte), 4 M3 × 8 (couvercle), 2 M2 × 6 (micro)</w:t>
+            </w:r>
+          </w:p>
+        </w:tc>
+      </w:tr>
+      <w:tr>
+        <w:trPr>
+          <w:tblHeader w:val="off"/>
+        </w:trPr>
+        <w:tc>
+          <w:tcPr>
+            <w:tcW w:type="dxa" w:w="3258"/>
+            <w:tcBorders>
+              <w:top w:val="single" w:color="999999" w:sz="4"/>
+              <w:left w:val="single" w:color="999999" w:sz="4"/>
+              <w:bottom w:val="single" w:color="999999" w:sz="4"/>
+              <w:right w:val="single" w:color="999999" w:sz="4"/>
+            </w:tcBorders>
+            <w:tcMar>
+              <w:top w:type="dxa" w:w="60"/>
+              <w:left w:type="dxa" w:w="100"/>
+              <w:bottom w:type="dxa" w:w="60"/>
+              <w:right w:type="dxa" w:w="100"/>
+            </w:tcMar>
+          </w:tcPr>
+          <w:p>
+            <w:r>
+              <w:t xml:space="preserve">Collier de serrage 2,5 mm, rondelle de mousse</w:t>
+            </w:r>
+          </w:p>
+        </w:tc>
+        <w:tc>
+          <w:tcPr>
+            <w:tcW w:type="dxa" w:w="339"/>
+            <w:tcBorders>
+              <w:top w:val="single" w:color="999999" w:sz="4"/>
+              <w:left w:val="single" w:color="999999" w:sz="4"/>
+              <w:bottom w:val="single" w:color="999999" w:sz="4"/>
+              <w:right w:val="single" w:color="999999" w:sz="4"/>
+            </w:tcBorders>
+            <w:tcMar>
+              <w:top w:type="dxa" w:w="60"/>
+              <w:left w:type="dxa" w:w="100"/>
+              <w:bottom w:type="dxa" w:w="60"/>
+              <w:right w:type="dxa" w:w="100"/>
+            </w:tcMar>
+          </w:tcPr>
+          <w:p>
+            <w:r>
+              <w:t xml:space="preserve">1 + 1</w:t>
+            </w:r>
+          </w:p>
+        </w:tc>
+        <w:tc>
+          <w:tcPr>
+            <w:tcW w:type="dxa" w:w="6041"/>
+            <w:tcBorders>
+              <w:top w:val="single" w:color="999999" w:sz="4"/>
+              <w:left w:val="single" w:color="999999" w:sz="4"/>
+              <w:bottom w:val="single" w:color="999999" w:sz="4"/>
+              <w:right w:val="single" w:color="999999" w:sz="4"/>
+            </w:tcBorders>
+            <w:tcMar>
+              <w:top w:type="dxa" w:w="60"/>
+              <w:left w:type="dxa" w:w="100"/>
+              <w:bottom w:type="dxa" w:w="60"/>
+              <w:right w:type="dxa" w:w="100"/>
+            </w:tcMar>
+          </w:tcPr>
+          <w:p>
+            <w:r>
+              <w:t xml:space="preserve">serre-câble 12 V ; mousse autour de la capsule du micro</w:t>
             </w:r>
           </w:p>
         </w:tc>

--- a/Capteur/pcb/NoeudChauffageSdb/Composants.docx
+++ b/Capteur/pcb/NoeudChauffageSdb/Composants.docx
@@ -62,10 +62,10 @@
         </w:tblBorders>
       </w:tblPr>
       <w:tblGrid>
-        <w:gridCol w:w="763"/>
-        <w:gridCol w:w="5058"/>
-        <w:gridCol w:w="3435"/>
-        <w:gridCol w:w="382"/>
+        <w:gridCol w:w="659"/>
+        <w:gridCol w:w="5684"/>
+        <w:gridCol w:w="2966"/>
+        <w:gridCol w:w="329"/>
       </w:tblGrid>
       <w:tr>
         <w:trPr>
@@ -73,7 +73,7 @@
         </w:trPr>
         <w:tc>
           <w:tcPr>
-            <w:tcW w:type="dxa" w:w="763"/>
+            <w:tcW w:type="dxa" w:w="659"/>
             <w:tcBorders>
               <w:top w:val="single" w:color="999999" w:sz="4"/>
               <w:left w:val="single" w:color="999999" w:sz="4"/>
@@ -100,7 +100,7 @@
         </w:tc>
         <w:tc>
           <w:tcPr>
-            <w:tcW w:type="dxa" w:w="5058"/>
+            <w:tcW w:type="dxa" w:w="5684"/>
             <w:tcBorders>
               <w:top w:val="single" w:color="999999" w:sz="4"/>
               <w:left w:val="single" w:color="999999" w:sz="4"/>
@@ -127,7 +127,7 @@
         </w:tc>
         <w:tc>
           <w:tcPr>
-            <w:tcW w:type="dxa" w:w="3435"/>
+            <w:tcW w:type="dxa" w:w="2966"/>
             <w:tcBorders>
               <w:top w:val="single" w:color="999999" w:sz="4"/>
               <w:left w:val="single" w:color="999999" w:sz="4"/>
@@ -154,7 +154,7 @@
         </w:tc>
         <w:tc>
           <w:tcPr>
-            <w:tcW w:type="dxa" w:w="382"/>
+            <w:tcW w:type="dxa" w:w="329"/>
             <w:tcBorders>
               <w:top w:val="single" w:color="999999" w:sz="4"/>
               <w:left w:val="single" w:color="999999" w:sz="4"/>
@@ -186,7 +186,7 @@
         </w:trPr>
         <w:tc>
           <w:tcPr>
-            <w:tcW w:type="dxa" w:w="763"/>
+            <w:tcW w:type="dxa" w:w="659"/>
             <w:tcBorders>
               <w:top w:val="single" w:color="999999" w:sz="4"/>
               <w:left w:val="single" w:color="999999" w:sz="4"/>
@@ -208,7 +208,7 @@
         </w:tc>
         <w:tc>
           <w:tcPr>
-            <w:tcW w:type="dxa" w:w="5058"/>
+            <w:tcW w:type="dxa" w:w="5684"/>
             <w:tcBorders>
               <w:top w:val="single" w:color="999999" w:sz="4"/>
               <w:left w:val="single" w:color="999999" w:sz="4"/>
@@ -230,7 +230,7 @@
         </w:tc>
         <w:tc>
           <w:tcPr>
-            <w:tcW w:type="dxa" w:w="3435"/>
+            <w:tcW w:type="dxa" w:w="2966"/>
             <w:tcBorders>
               <w:top w:val="single" w:color="999999" w:sz="4"/>
               <w:left w:val="single" w:color="999999" w:sz="4"/>
@@ -252,7 +252,7 @@
         </w:tc>
         <w:tc>
           <w:tcPr>
-            <w:tcW w:type="dxa" w:w="382"/>
+            <w:tcW w:type="dxa" w:w="329"/>
             <w:tcBorders>
               <w:top w:val="single" w:color="999999" w:sz="4"/>
               <w:left w:val="single" w:color="999999" w:sz="4"/>
@@ -279,7 +279,7 @@
         </w:trPr>
         <w:tc>
           <w:tcPr>
-            <w:tcW w:type="dxa" w:w="763"/>
+            <w:tcW w:type="dxa" w:w="659"/>
             <w:tcBorders>
               <w:top w:val="single" w:color="999999" w:sz="4"/>
               <w:left w:val="single" w:color="999999" w:sz="4"/>
@@ -301,29 +301,29 @@
         </w:tc>
         <w:tc>
           <w:tcPr>
-            <w:tcW w:type="dxa" w:w="5058"/>
-            <w:tcBorders>
-              <w:top w:val="single" w:color="999999" w:sz="4"/>
-              <w:left w:val="single" w:color="999999" w:sz="4"/>
-              <w:bottom w:val="single" w:color="999999" w:sz="4"/>
-              <w:right w:val="single" w:color="999999" w:sz="4"/>
-            </w:tcBorders>
-            <w:tcMar>
-              <w:top w:type="dxa" w:w="60"/>
-              <w:left w:type="dxa" w:w="100"/>
-              <w:bottom w:type="dxa" w:w="60"/>
-              <w:right w:type="dxa" w:w="100"/>
-            </w:tcMar>
-          </w:tcPr>
-          <w:p>
-            <w:r>
-              <w:t xml:space="preserve">Bornier à vis 2 points pas 5,0 (bloc secteur 12 V)</w:t>
-            </w:r>
-          </w:p>
-        </w:tc>
-        <w:tc>
-          <w:tcPr>
-            <w:tcW w:type="dxa" w:w="3435"/>
+            <w:tcW w:type="dxa" w:w="5684"/>
+            <w:tcBorders>
+              <w:top w:val="single" w:color="999999" w:sz="4"/>
+              <w:left w:val="single" w:color="999999" w:sz="4"/>
+              <w:bottom w:val="single" w:color="999999" w:sz="4"/>
+              <w:right w:val="single" w:color="999999" w:sz="4"/>
+            </w:tcBorders>
+            <w:tcMar>
+              <w:top w:type="dxa" w:w="60"/>
+              <w:left w:type="dxa" w:w="100"/>
+              <w:bottom w:type="dxa" w:w="60"/>
+              <w:right w:type="dxa" w:w="100"/>
+            </w:tcMar>
+          </w:tcPr>
+          <w:p>
+            <w:r>
+              <w:t xml:space="preserve">Bornier à vis 2 points pas 5,0 (bloc USB 5 V)</w:t>
+            </w:r>
+          </w:p>
+        </w:tc>
+        <w:tc>
+          <w:tcPr>
+            <w:tcW w:type="dxa" w:w="2966"/>
             <w:tcBorders>
               <w:top w:val="single" w:color="999999" w:sz="4"/>
               <w:left w:val="single" w:color="999999" w:sz="4"/>
@@ -345,7 +345,7 @@
         </w:tc>
         <w:tc>
           <w:tcPr>
-            <w:tcW w:type="dxa" w:w="382"/>
+            <w:tcW w:type="dxa" w:w="329"/>
             <w:tcBorders>
               <w:top w:val="single" w:color="999999" w:sz="4"/>
               <w:left w:val="single" w:color="999999" w:sz="4"/>
@@ -372,7 +372,7 @@
         </w:trPr>
         <w:tc>
           <w:tcPr>
-            <w:tcW w:type="dxa" w:w="763"/>
+            <w:tcW w:type="dxa" w:w="659"/>
             <w:tcBorders>
               <w:top w:val="single" w:color="999999" w:sz="4"/>
               <w:left w:val="single" w:color="999999" w:sz="4"/>
@@ -394,7 +394,7 @@
         </w:tc>
         <w:tc>
           <w:tcPr>
-            <w:tcW w:type="dxa" w:w="5058"/>
+            <w:tcW w:type="dxa" w:w="5684"/>
             <w:tcBorders>
               <w:top w:val="single" w:color="999999" w:sz="4"/>
               <w:left w:val="single" w:color="999999" w:sz="4"/>
@@ -416,7 +416,7 @@
         </w:tc>
         <w:tc>
           <w:tcPr>
-            <w:tcW w:type="dxa" w:w="3435"/>
+            <w:tcW w:type="dxa" w:w="2966"/>
             <w:tcBorders>
               <w:top w:val="single" w:color="999999" w:sz="4"/>
               <w:left w:val="single" w:color="999999" w:sz="4"/>
@@ -438,7 +438,7 @@
         </w:tc>
         <w:tc>
           <w:tcPr>
-            <w:tcW w:type="dxa" w:w="382"/>
+            <w:tcW w:type="dxa" w:w="329"/>
             <w:tcBorders>
               <w:top w:val="single" w:color="999999" w:sz="4"/>
               <w:left w:val="single" w:color="999999" w:sz="4"/>
@@ -465,7 +465,7 @@
         </w:trPr>
         <w:tc>
           <w:tcPr>
-            <w:tcW w:type="dxa" w:w="763"/>
+            <w:tcW w:type="dxa" w:w="659"/>
             <w:tcBorders>
               <w:top w:val="single" w:color="999999" w:sz="4"/>
               <w:left w:val="single" w:color="999999" w:sz="4"/>
@@ -487,7 +487,7 @@
         </w:tc>
         <w:tc>
           <w:tcPr>
-            <w:tcW w:type="dxa" w:w="5058"/>
+            <w:tcW w:type="dxa" w:w="5684"/>
             <w:tcBorders>
               <w:top w:val="single" w:color="999999" w:sz="4"/>
               <w:left w:val="single" w:color="999999" w:sz="4"/>
@@ -509,7 +509,7 @@
         </w:tc>
         <w:tc>
           <w:tcPr>
-            <w:tcW w:type="dxa" w:w="3435"/>
+            <w:tcW w:type="dxa" w:w="2966"/>
             <w:tcBorders>
               <w:top w:val="single" w:color="999999" w:sz="4"/>
               <w:left w:val="single" w:color="999999" w:sz="4"/>
@@ -531,7 +531,7 @@
         </w:tc>
         <w:tc>
           <w:tcPr>
-            <w:tcW w:type="dxa" w:w="382"/>
+            <w:tcW w:type="dxa" w:w="329"/>
             <w:tcBorders>
               <w:top w:val="single" w:color="999999" w:sz="4"/>
               <w:left w:val="single" w:color="999999" w:sz="4"/>
@@ -558,7 +558,7 @@
         </w:trPr>
         <w:tc>
           <w:tcPr>
-            <w:tcW w:type="dxa" w:w="763"/>
+            <w:tcW w:type="dxa" w:w="659"/>
             <w:tcBorders>
               <w:top w:val="single" w:color="999999" w:sz="4"/>
               <w:left w:val="single" w:color="999999" w:sz="4"/>
@@ -580,67 +580,74 @@
         </w:tc>
         <w:tc>
           <w:tcPr>
-            <w:tcW w:type="dxa" w:w="5058"/>
-            <w:tcBorders>
-              <w:top w:val="single" w:color="999999" w:sz="4"/>
-              <w:left w:val="single" w:color="999999" w:sz="4"/>
-              <w:bottom w:val="single" w:color="999999" w:sz="4"/>
-              <w:right w:val="single" w:color="999999" w:sz="4"/>
-            </w:tcBorders>
-            <w:tcMar>
-              <w:top w:type="dxa" w:w="60"/>
-              <w:left w:type="dxa" w:w="100"/>
-              <w:bottom w:type="dxa" w:w="60"/>
-              <w:right w:type="dxa" w:w="100"/>
-            </w:tcMar>
-          </w:tcPr>
-          <w:p>
-            <w:r>
-              <w:t xml:space="preserve">Régulateur à découpage 5 V 1 A</w:t>
-            </w:r>
-          </w:p>
-        </w:tc>
-        <w:tc>
-          <w:tcPr>
-            <w:tcW w:type="dxa" w:w="3435"/>
-            <w:tcBorders>
-              <w:top w:val="single" w:color="999999" w:sz="4"/>
-              <w:left w:val="single" w:color="999999" w:sz="4"/>
-              <w:bottom w:val="single" w:color="999999" w:sz="4"/>
-              <w:right w:val="single" w:color="999999" w:sz="4"/>
-            </w:tcBorders>
-            <w:tcMar>
-              <w:top w:type="dxa" w:w="60"/>
-              <w:left w:type="dxa" w:w="100"/>
-              <w:bottom w:type="dxa" w:w="60"/>
-              <w:right w:type="dxa" w:w="100"/>
-            </w:tcMar>
-          </w:tcPr>
-          <w:p>
-            <w:r>
-              <w:t xml:space="preserve">R-78E5.0-1.0 (Recom)</w:t>
-            </w:r>
-          </w:p>
-        </w:tc>
-        <w:tc>
-          <w:tcPr>
-            <w:tcW w:type="dxa" w:w="382"/>
-            <w:tcBorders>
-              <w:top w:val="single" w:color="999999" w:sz="4"/>
-              <w:left w:val="single" w:color="999999" w:sz="4"/>
-              <w:bottom w:val="single" w:color="999999" w:sz="4"/>
-              <w:right w:val="single" w:color="999999" w:sz="4"/>
-            </w:tcBorders>
-            <w:tcMar>
-              <w:top w:type="dxa" w:w="60"/>
-              <w:left w:type="dxa" w:w="100"/>
-              <w:bottom w:type="dxa" w:w="60"/>
-              <w:right w:type="dxa" w:w="100"/>
-            </w:tcMar>
-          </w:tcPr>
-          <w:p>
-            <w:r>
-              <w:t xml:space="preserve">1</w:t>
+            <w:tcW w:type="dxa" w:w="5684"/>
+            <w:tcBorders>
+              <w:top w:val="single" w:color="999999" w:sz="4"/>
+              <w:left w:val="single" w:color="999999" w:sz="4"/>
+              <w:bottom w:val="single" w:color="999999" w:sz="4"/>
+              <w:right w:val="single" w:color="999999" w:sz="4"/>
+            </w:tcBorders>
+            <w:tcMar>
+              <w:top w:type="dxa" w:w="60"/>
+              <w:left w:type="dxa" w:w="100"/>
+              <w:bottom w:type="dxa" w:w="60"/>
+              <w:right w:type="dxa" w:w="100"/>
+            </w:tcMar>
+          </w:tcPr>
+          <w:p>
+            <w:r>
+              <w:rPr>
+                <w:b/>
+                <w:bCs/>
+              </w:rPr>
+              <w:t xml:space="preserve">Non monté</w:t>
+            </w:r>
+            <w:r>
+              <w:t xml:space="preserve"> (alimentation USB 5 V) : fil entre les pastilles 1 et 3</w:t>
+            </w:r>
+          </w:p>
+        </w:tc>
+        <w:tc>
+          <w:tcPr>
+            <w:tcW w:type="dxa" w:w="2966"/>
+            <w:tcBorders>
+              <w:top w:val="single" w:color="999999" w:sz="4"/>
+              <w:left w:val="single" w:color="999999" w:sz="4"/>
+              <w:bottom w:val="single" w:color="999999" w:sz="4"/>
+              <w:right w:val="single" w:color="999999" w:sz="4"/>
+            </w:tcBorders>
+            <w:tcMar>
+              <w:top w:type="dxa" w:w="60"/>
+              <w:left w:type="dxa" w:w="100"/>
+              <w:bottom w:type="dxa" w:w="60"/>
+              <w:right w:type="dxa" w:w="100"/>
+            </w:tcMar>
+          </w:tcPr>
+          <w:p>
+            <w:r>
+              <w:t xml:space="preserve">~~R-78E5.0-1.0 (Recom)~~</w:t>
+            </w:r>
+          </w:p>
+        </w:tc>
+        <w:tc>
+          <w:tcPr>
+            <w:tcW w:type="dxa" w:w="329"/>
+            <w:tcBorders>
+              <w:top w:val="single" w:color="999999" w:sz="4"/>
+              <w:left w:val="single" w:color="999999" w:sz="4"/>
+              <w:bottom w:val="single" w:color="999999" w:sz="4"/>
+              <w:right w:val="single" w:color="999999" w:sz="4"/>
+            </w:tcBorders>
+            <w:tcMar>
+              <w:top w:type="dxa" w:w="60"/>
+              <w:left w:type="dxa" w:w="100"/>
+              <w:bottom w:type="dxa" w:w="60"/>
+              <w:right w:type="dxa" w:w="100"/>
+            </w:tcMar>
+          </w:tcPr>
+          <w:p>
+            <w:r>
+              <w:t xml:space="preserve">0</w:t>
             </w:r>
           </w:p>
         </w:tc>
@@ -651,7 +658,7 @@
         </w:trPr>
         <w:tc>
           <w:tcPr>
-            <w:tcW w:type="dxa" w:w="763"/>
+            <w:tcW w:type="dxa" w:w="659"/>
             <w:tcBorders>
               <w:top w:val="single" w:color="999999" w:sz="4"/>
               <w:left w:val="single" w:color="999999" w:sz="4"/>
@@ -673,7 +680,7 @@
         </w:tc>
         <w:tc>
           <w:tcPr>
-            <w:tcW w:type="dxa" w:w="5058"/>
+            <w:tcW w:type="dxa" w:w="5684"/>
             <w:tcBorders>
               <w:top w:val="single" w:color="999999" w:sz="4"/>
               <w:left w:val="single" w:color="999999" w:sz="4"/>
@@ -695,7 +702,7 @@
         </w:tc>
         <w:tc>
           <w:tcPr>
-            <w:tcW w:type="dxa" w:w="3435"/>
+            <w:tcW w:type="dxa" w:w="2966"/>
             <w:tcBorders>
               <w:top w:val="single" w:color="999999" w:sz="4"/>
               <w:left w:val="single" w:color="999999" w:sz="4"/>
@@ -717,7 +724,7 @@
         </w:tc>
         <w:tc>
           <w:tcPr>
-            <w:tcW w:type="dxa" w:w="382"/>
+            <w:tcW w:type="dxa" w:w="329"/>
             <w:tcBorders>
               <w:top w:val="single" w:color="999999" w:sz="4"/>
               <w:left w:val="single" w:color="999999" w:sz="4"/>
@@ -744,7 +751,7 @@
         </w:trPr>
         <w:tc>
           <w:tcPr>
-            <w:tcW w:type="dxa" w:w="763"/>
+            <w:tcW w:type="dxa" w:w="659"/>
             <w:tcBorders>
               <w:top w:val="single" w:color="999999" w:sz="4"/>
               <w:left w:val="single" w:color="999999" w:sz="4"/>
@@ -766,7 +773,7 @@
         </w:tc>
         <w:tc>
           <w:tcPr>
-            <w:tcW w:type="dxa" w:w="5058"/>
+            <w:tcW w:type="dxa" w:w="5684"/>
             <w:tcBorders>
               <w:top w:val="single" w:color="999999" w:sz="4"/>
               <w:left w:val="single" w:color="999999" w:sz="4"/>
@@ -788,7 +795,7 @@
         </w:tc>
         <w:tc>
           <w:tcPr>
-            <w:tcW w:type="dxa" w:w="3435"/>
+            <w:tcW w:type="dxa" w:w="2966"/>
             <w:tcBorders>
               <w:top w:val="single" w:color="999999" w:sz="4"/>
               <w:left w:val="single" w:color="999999" w:sz="4"/>
@@ -810,7 +817,7 @@
         </w:tc>
         <w:tc>
           <w:tcPr>
-            <w:tcW w:type="dxa" w:w="382"/>
+            <w:tcW w:type="dxa" w:w="329"/>
             <w:tcBorders>
               <w:top w:val="single" w:color="999999" w:sz="4"/>
               <w:left w:val="single" w:color="999999" w:sz="4"/>
@@ -837,7 +844,7 @@
         </w:trPr>
         <w:tc>
           <w:tcPr>
-            <w:tcW w:type="dxa" w:w="763"/>
+            <w:tcW w:type="dxa" w:w="659"/>
             <w:tcBorders>
               <w:top w:val="single" w:color="999999" w:sz="4"/>
               <w:left w:val="single" w:color="999999" w:sz="4"/>
@@ -859,7 +866,7 @@
         </w:tc>
         <w:tc>
           <w:tcPr>
-            <w:tcW w:type="dxa" w:w="5058"/>
+            <w:tcW w:type="dxa" w:w="5684"/>
             <w:tcBorders>
               <w:top w:val="single" w:color="999999" w:sz="4"/>
               <w:left w:val="single" w:color="999999" w:sz="4"/>
@@ -881,7 +888,7 @@
         </w:tc>
         <w:tc>
           <w:tcPr>
-            <w:tcW w:type="dxa" w:w="3435"/>
+            <w:tcW w:type="dxa" w:w="2966"/>
             <w:tcBorders>
               <w:top w:val="single" w:color="999999" w:sz="4"/>
               <w:left w:val="single" w:color="999999" w:sz="4"/>
@@ -903,7 +910,7 @@
         </w:tc>
         <w:tc>
           <w:tcPr>
-            <w:tcW w:type="dxa" w:w="382"/>
+            <w:tcW w:type="dxa" w:w="329"/>
             <w:tcBorders>
               <w:top w:val="single" w:color="999999" w:sz="4"/>
               <w:left w:val="single" w:color="999999" w:sz="4"/>
@@ -930,7 +937,7 @@
         </w:trPr>
         <w:tc>
           <w:tcPr>
-            <w:tcW w:type="dxa" w:w="763"/>
+            <w:tcW w:type="dxa" w:w="659"/>
             <w:tcBorders>
               <w:top w:val="single" w:color="999999" w:sz="4"/>
               <w:left w:val="single" w:color="999999" w:sz="4"/>
@@ -952,7 +959,7 @@
         </w:tc>
         <w:tc>
           <w:tcPr>
-            <w:tcW w:type="dxa" w:w="5058"/>
+            <w:tcW w:type="dxa" w:w="5684"/>
             <w:tcBorders>
               <w:top w:val="single" w:color="999999" w:sz="4"/>
               <w:left w:val="single" w:color="999999" w:sz="4"/>
@@ -974,7 +981,7 @@
         </w:tc>
         <w:tc>
           <w:tcPr>
-            <w:tcW w:type="dxa" w:w="3435"/>
+            <w:tcW w:type="dxa" w:w="2966"/>
             <w:tcBorders>
               <w:top w:val="single" w:color="999999" w:sz="4"/>
               <w:left w:val="single" w:color="999999" w:sz="4"/>
@@ -996,7 +1003,7 @@
         </w:tc>
         <w:tc>
           <w:tcPr>
-            <w:tcW w:type="dxa" w:w="382"/>
+            <w:tcW w:type="dxa" w:w="329"/>
             <w:tcBorders>
               <w:top w:val="single" w:color="999999" w:sz="4"/>
               <w:left w:val="single" w:color="999999" w:sz="4"/>
@@ -1023,7 +1030,7 @@
         </w:trPr>
         <w:tc>
           <w:tcPr>
-            <w:tcW w:type="dxa" w:w="763"/>
+            <w:tcW w:type="dxa" w:w="659"/>
             <w:tcBorders>
               <w:top w:val="single" w:color="999999" w:sz="4"/>
               <w:left w:val="single" w:color="999999" w:sz="4"/>
@@ -1045,7 +1052,7 @@
         </w:tc>
         <w:tc>
           <w:tcPr>
-            <w:tcW w:type="dxa" w:w="5058"/>
+            <w:tcW w:type="dxa" w:w="5684"/>
             <w:tcBorders>
               <w:top w:val="single" w:color="999999" w:sz="4"/>
               <w:left w:val="single" w:color="999999" w:sz="4"/>
@@ -1067,7 +1074,7 @@
         </w:tc>
         <w:tc>
           <w:tcPr>
-            <w:tcW w:type="dxa" w:w="3435"/>
+            <w:tcW w:type="dxa" w:w="2966"/>
             <w:tcBorders>
               <w:top w:val="single" w:color="999999" w:sz="4"/>
               <w:left w:val="single" w:color="999999" w:sz="4"/>
@@ -1089,7 +1096,7 @@
         </w:tc>
         <w:tc>
           <w:tcPr>
-            <w:tcW w:type="dxa" w:w="382"/>
+            <w:tcW w:type="dxa" w:w="329"/>
             <w:tcBorders>
               <w:top w:val="single" w:color="999999" w:sz="4"/>
               <w:left w:val="single" w:color="999999" w:sz="4"/>
@@ -1116,7 +1123,7 @@
         </w:trPr>
         <w:tc>
           <w:tcPr>
-            <w:tcW w:type="dxa" w:w="763"/>
+            <w:tcW w:type="dxa" w:w="659"/>
             <w:tcBorders>
               <w:top w:val="single" w:color="999999" w:sz="4"/>
               <w:left w:val="single" w:color="999999" w:sz="4"/>
@@ -1138,7 +1145,7 @@
         </w:tc>
         <w:tc>
           <w:tcPr>
-            <w:tcW w:type="dxa" w:w="5058"/>
+            <w:tcW w:type="dxa" w:w="5684"/>
             <w:tcBorders>
               <w:top w:val="single" w:color="999999" w:sz="4"/>
               <w:left w:val="single" w:color="999999" w:sz="4"/>
@@ -1160,7 +1167,7 @@
         </w:tc>
         <w:tc>
           <w:tcPr>
-            <w:tcW w:type="dxa" w:w="3435"/>
+            <w:tcW w:type="dxa" w:w="2966"/>
             <w:tcBorders>
               <w:top w:val="single" w:color="999999" w:sz="4"/>
               <w:left w:val="single" w:color="999999" w:sz="4"/>
@@ -1182,7 +1189,7 @@
         </w:tc>
         <w:tc>
           <w:tcPr>
-            <w:tcW w:type="dxa" w:w="382"/>
+            <w:tcW w:type="dxa" w:w="329"/>
             <w:tcBorders>
               <w:top w:val="single" w:color="999999" w:sz="4"/>
               <w:left w:val="single" w:color="999999" w:sz="4"/>
@@ -1209,7 +1216,7 @@
         </w:trPr>
         <w:tc>
           <w:tcPr>
-            <w:tcW w:type="dxa" w:w="763"/>
+            <w:tcW w:type="dxa" w:w="659"/>
             <w:tcBorders>
               <w:top w:val="single" w:color="999999" w:sz="4"/>
               <w:left w:val="single" w:color="999999" w:sz="4"/>
@@ -1231,7 +1238,7 @@
         </w:tc>
         <w:tc>
           <w:tcPr>
-            <w:tcW w:type="dxa" w:w="5058"/>
+            <w:tcW w:type="dxa" w:w="5684"/>
             <w:tcBorders>
               <w:top w:val="single" w:color="999999" w:sz="4"/>
               <w:left w:val="single" w:color="999999" w:sz="4"/>
@@ -1253,7 +1260,7 @@
         </w:tc>
         <w:tc>
           <w:tcPr>
-            <w:tcW w:type="dxa" w:w="3435"/>
+            <w:tcW w:type="dxa" w:w="2966"/>
             <w:tcBorders>
               <w:top w:val="single" w:color="999999" w:sz="4"/>
               <w:left w:val="single" w:color="999999" w:sz="4"/>
@@ -1275,7 +1282,7 @@
         </w:tc>
         <w:tc>
           <w:tcPr>
-            <w:tcW w:type="dxa" w:w="382"/>
+            <w:tcW w:type="dxa" w:w="329"/>
             <w:tcBorders>
               <w:top w:val="single" w:color="999999" w:sz="4"/>
               <w:left w:val="single" w:color="999999" w:sz="4"/>
@@ -1302,7 +1309,7 @@
         </w:trPr>
         <w:tc>
           <w:tcPr>
-            <w:tcW w:type="dxa" w:w="763"/>
+            <w:tcW w:type="dxa" w:w="659"/>
             <w:tcBorders>
               <w:top w:val="single" w:color="999999" w:sz="4"/>
               <w:left w:val="single" w:color="999999" w:sz="4"/>
@@ -1324,7 +1331,7 @@
         </w:tc>
         <w:tc>
           <w:tcPr>
-            <w:tcW w:type="dxa" w:w="5058"/>
+            <w:tcW w:type="dxa" w:w="5684"/>
             <w:tcBorders>
               <w:top w:val="single" w:color="999999" w:sz="4"/>
               <w:left w:val="single" w:color="999999" w:sz="4"/>
@@ -1346,7 +1353,7 @@
         </w:tc>
         <w:tc>
           <w:tcPr>
-            <w:tcW w:type="dxa" w:w="3435"/>
+            <w:tcW w:type="dxa" w:w="2966"/>
             <w:tcBorders>
               <w:top w:val="single" w:color="999999" w:sz="4"/>
               <w:left w:val="single" w:color="999999" w:sz="4"/>
@@ -1368,7 +1375,7 @@
         </w:tc>
         <w:tc>
           <w:tcPr>
-            <w:tcW w:type="dxa" w:w="382"/>
+            <w:tcW w:type="dxa" w:w="329"/>
             <w:tcBorders>
               <w:top w:val="single" w:color="999999" w:sz="4"/>
               <w:left w:val="single" w:color="999999" w:sz="4"/>
@@ -1395,7 +1402,7 @@
         </w:trPr>
         <w:tc>
           <w:tcPr>
-            <w:tcW w:type="dxa" w:w="763"/>
+            <w:tcW w:type="dxa" w:w="659"/>
             <w:tcBorders>
               <w:top w:val="single" w:color="999999" w:sz="4"/>
               <w:left w:val="single" w:color="999999" w:sz="4"/>
@@ -1417,7 +1424,7 @@
         </w:tc>
         <w:tc>
           <w:tcPr>
-            <w:tcW w:type="dxa" w:w="5058"/>
+            <w:tcW w:type="dxa" w:w="5684"/>
             <w:tcBorders>
               <w:top w:val="single" w:color="999999" w:sz="4"/>
               <w:left w:val="single" w:color="999999" w:sz="4"/>
@@ -1439,7 +1446,7 @@
         </w:tc>
         <w:tc>
           <w:tcPr>
-            <w:tcW w:type="dxa" w:w="3435"/>
+            <w:tcW w:type="dxa" w:w="2966"/>
             <w:tcBorders>
               <w:top w:val="single" w:color="999999" w:sz="4"/>
               <w:left w:val="single" w:color="999999" w:sz="4"/>
@@ -1461,7 +1468,7 @@
         </w:tc>
         <w:tc>
           <w:tcPr>
-            <w:tcW w:type="dxa" w:w="382"/>
+            <w:tcW w:type="dxa" w:w="329"/>
             <w:tcBorders>
               <w:top w:val="single" w:color="999999" w:sz="4"/>
               <w:left w:val="single" w:color="999999" w:sz="4"/>
@@ -1488,7 +1495,7 @@
         </w:trPr>
         <w:tc>
           <w:tcPr>
-            <w:tcW w:type="dxa" w:w="763"/>
+            <w:tcW w:type="dxa" w:w="659"/>
             <w:tcBorders>
               <w:top w:val="single" w:color="999999" w:sz="4"/>
               <w:left w:val="single" w:color="999999" w:sz="4"/>
@@ -1510,51 +1517,51 @@
         </w:tc>
         <w:tc>
           <w:tcPr>
-            <w:tcW w:type="dxa" w:w="5058"/>
-            <w:tcBorders>
-              <w:top w:val="single" w:color="999999" w:sz="4"/>
-              <w:left w:val="single" w:color="999999" w:sz="4"/>
-              <w:bottom w:val="single" w:color="999999" w:sz="4"/>
-              <w:right w:val="single" w:color="999999" w:sz="4"/>
-            </w:tcBorders>
-            <w:tcMar>
-              <w:top w:type="dxa" w:w="60"/>
-              <w:left w:type="dxa" w:w="100"/>
-              <w:bottom w:type="dxa" w:w="60"/>
-              <w:right w:type="dxa" w:w="100"/>
-            </w:tcMar>
-          </w:tcPr>
-          <w:p>
-            <w:r>
-              <w:t xml:space="preserve">Résistance 22 Ω 1/4 W</w:t>
-            </w:r>
-          </w:p>
-        </w:tc>
-        <w:tc>
-          <w:tcPr>
-            <w:tcW w:type="dxa" w:w="3435"/>
-            <w:tcBorders>
-              <w:top w:val="single" w:color="999999" w:sz="4"/>
-              <w:left w:val="single" w:color="999999" w:sz="4"/>
-              <w:bottom w:val="single" w:color="999999" w:sz="4"/>
-              <w:right w:val="single" w:color="999999" w:sz="4"/>
-            </w:tcBorders>
-            <w:tcMar>
-              <w:top w:type="dxa" w:w="60"/>
-              <w:left w:type="dxa" w:w="100"/>
-              <w:bottom w:type="dxa" w:w="60"/>
-              <w:right w:type="dxa" w:w="100"/>
-            </w:tcMar>
-          </w:tcPr>
-          <w:p>
-            <w:r>
-              <w:t xml:space="preserve">PCF14JT22R0</w:t>
-            </w:r>
-          </w:p>
-        </w:tc>
-        <w:tc>
-          <w:tcPr>
-            <w:tcW w:type="dxa" w:w="382"/>
+            <w:tcW w:type="dxa" w:w="5684"/>
+            <w:tcBorders>
+              <w:top w:val="single" w:color="999999" w:sz="4"/>
+              <w:left w:val="single" w:color="999999" w:sz="4"/>
+              <w:bottom w:val="single" w:color="999999" w:sz="4"/>
+              <w:right w:val="single" w:color="999999" w:sz="4"/>
+            </w:tcBorders>
+            <w:tcMar>
+              <w:top w:type="dxa" w:w="60"/>
+              <w:left w:type="dxa" w:w="100"/>
+              <w:bottom w:type="dxa" w:w="60"/>
+              <w:right w:type="dxa" w:w="100"/>
+            </w:tcMar>
+          </w:tcPr>
+          <w:p>
+            <w:r>
+              <w:t xml:space="preserve">Résistance 18 Ω 1/4 W (22 Ω avec un bloc 12 V)</w:t>
+            </w:r>
+          </w:p>
+        </w:tc>
+        <w:tc>
+          <w:tcPr>
+            <w:tcW w:type="dxa" w:w="2966"/>
+            <w:tcBorders>
+              <w:top w:val="single" w:color="999999" w:sz="4"/>
+              <w:left w:val="single" w:color="999999" w:sz="4"/>
+              <w:bottom w:val="single" w:color="999999" w:sz="4"/>
+              <w:right w:val="single" w:color="999999" w:sz="4"/>
+            </w:tcBorders>
+            <w:tcMar>
+              <w:top w:type="dxa" w:w="60"/>
+              <w:left w:type="dxa" w:w="100"/>
+              <w:bottom w:type="dxa" w:w="60"/>
+              <w:right w:type="dxa" w:w="100"/>
+            </w:tcMar>
+          </w:tcPr>
+          <w:p>
+            <w:r>
+              <w:t xml:space="preserve">PCF14JT18R0</w:t>
+            </w:r>
+          </w:p>
+        </w:tc>
+        <w:tc>
+          <w:tcPr>
+            <w:tcW w:type="dxa" w:w="329"/>
             <w:tcBorders>
               <w:top w:val="single" w:color="999999" w:sz="4"/>
               <w:left w:val="single" w:color="999999" w:sz="4"/>
@@ -1581,7 +1588,7 @@
         </w:trPr>
         <w:tc>
           <w:tcPr>
-            <w:tcW w:type="dxa" w:w="763"/>
+            <w:tcW w:type="dxa" w:w="659"/>
             <w:tcBorders>
               <w:top w:val="single" w:color="999999" w:sz="4"/>
               <w:left w:val="single" w:color="999999" w:sz="4"/>
@@ -1603,7 +1610,7 @@
         </w:tc>
         <w:tc>
           <w:tcPr>
-            <w:tcW w:type="dxa" w:w="5058"/>
+            <w:tcW w:type="dxa" w:w="5684"/>
             <w:tcBorders>
               <w:top w:val="single" w:color="999999" w:sz="4"/>
               <w:left w:val="single" w:color="999999" w:sz="4"/>
@@ -1625,7 +1632,7 @@
         </w:tc>
         <w:tc>
           <w:tcPr>
-            <w:tcW w:type="dxa" w:w="3435"/>
+            <w:tcW w:type="dxa" w:w="2966"/>
             <w:tcBorders>
               <w:top w:val="single" w:color="999999" w:sz="4"/>
               <w:left w:val="single" w:color="999999" w:sz="4"/>
@@ -1647,7 +1654,7 @@
         </w:tc>
         <w:tc>
           <w:tcPr>
-            <w:tcW w:type="dxa" w:w="382"/>
+            <w:tcW w:type="dxa" w:w="329"/>
             <w:tcBorders>
               <w:top w:val="single" w:color="999999" w:sz="4"/>
               <w:left w:val="single" w:color="999999" w:sz="4"/>
@@ -1674,7 +1681,7 @@
         </w:trPr>
         <w:tc>
           <w:tcPr>
-            <w:tcW w:type="dxa" w:w="763"/>
+            <w:tcW w:type="dxa" w:w="659"/>
             <w:tcBorders>
               <w:top w:val="single" w:color="999999" w:sz="4"/>
               <w:left w:val="single" w:color="999999" w:sz="4"/>
@@ -1696,7 +1703,7 @@
         </w:tc>
         <w:tc>
           <w:tcPr>
-            <w:tcW w:type="dxa" w:w="5058"/>
+            <w:tcW w:type="dxa" w:w="5684"/>
             <w:tcBorders>
               <w:top w:val="single" w:color="999999" w:sz="4"/>
               <w:left w:val="single" w:color="999999" w:sz="4"/>
@@ -1718,7 +1725,7 @@
         </w:tc>
         <w:tc>
           <w:tcPr>
-            <w:tcW w:type="dxa" w:w="3435"/>
+            <w:tcW w:type="dxa" w:w="2966"/>
             <w:tcBorders>
               <w:top w:val="single" w:color="999999" w:sz="4"/>
               <w:left w:val="single" w:color="999999" w:sz="4"/>
@@ -1740,7 +1747,7 @@
         </w:tc>
         <w:tc>
           <w:tcPr>
-            <w:tcW w:type="dxa" w:w="382"/>
+            <w:tcW w:type="dxa" w:w="329"/>
             <w:tcBorders>
               <w:top w:val="single" w:color="999999" w:sz="4"/>
               <w:left w:val="single" w:color="999999" w:sz="4"/>
@@ -1767,7 +1774,7 @@
         </w:trPr>
         <w:tc>
           <w:tcPr>
-            <w:tcW w:type="dxa" w:w="763"/>
+            <w:tcW w:type="dxa" w:w="659"/>
             <w:tcBorders>
               <w:top w:val="single" w:color="999999" w:sz="4"/>
               <w:left w:val="single" w:color="999999" w:sz="4"/>
@@ -1789,7 +1796,7 @@
         </w:tc>
         <w:tc>
           <w:tcPr>
-            <w:tcW w:type="dxa" w:w="5058"/>
+            <w:tcW w:type="dxa" w:w="5684"/>
             <w:tcBorders>
               <w:top w:val="single" w:color="999999" w:sz="4"/>
               <w:left w:val="single" w:color="999999" w:sz="4"/>
@@ -1811,7 +1818,7 @@
         </w:tc>
         <w:tc>
           <w:tcPr>
-            <w:tcW w:type="dxa" w:w="3435"/>
+            <w:tcW w:type="dxa" w:w="2966"/>
             <w:tcBorders>
               <w:top w:val="single" w:color="999999" w:sz="4"/>
               <w:left w:val="single" w:color="999999" w:sz="4"/>
@@ -1833,7 +1840,7 @@
         </w:tc>
         <w:tc>
           <w:tcPr>
-            <w:tcW w:type="dxa" w:w="382"/>
+            <w:tcW w:type="dxa" w:w="329"/>
             <w:tcBorders>
               <w:top w:val="single" w:color="999999" w:sz="4"/>
               <w:left w:val="single" w:color="999999" w:sz="4"/>
@@ -1860,7 +1867,7 @@
         </w:trPr>
         <w:tc>
           <w:tcPr>
-            <w:tcW w:type="dxa" w:w="763"/>
+            <w:tcW w:type="dxa" w:w="659"/>
             <w:tcBorders>
               <w:top w:val="single" w:color="999999" w:sz="4"/>
               <w:left w:val="single" w:color="999999" w:sz="4"/>
@@ -1882,7 +1889,7 @@
         </w:tc>
         <w:tc>
           <w:tcPr>
-            <w:tcW w:type="dxa" w:w="5058"/>
+            <w:tcW w:type="dxa" w:w="5684"/>
             <w:tcBorders>
               <w:top w:val="single" w:color="999999" w:sz="4"/>
               <w:left w:val="single" w:color="999999" w:sz="4"/>
@@ -1904,7 +1911,7 @@
         </w:tc>
         <w:tc>
           <w:tcPr>
-            <w:tcW w:type="dxa" w:w="3435"/>
+            <w:tcW w:type="dxa" w:w="2966"/>
             <w:tcBorders>
               <w:top w:val="single" w:color="999999" w:sz="4"/>
               <w:left w:val="single" w:color="999999" w:sz="4"/>
@@ -1926,7 +1933,7 @@
         </w:tc>
         <w:tc>
           <w:tcPr>
-            <w:tcW w:type="dxa" w:w="382"/>
+            <w:tcW w:type="dxa" w:w="329"/>
             <w:tcBorders>
               <w:top w:val="single" w:color="999999" w:sz="4"/>
               <w:left w:val="single" w:color="999999" w:sz="4"/>
@@ -1953,7 +1960,7 @@
         </w:trPr>
         <w:tc>
           <w:tcPr>
-            <w:tcW w:type="dxa" w:w="763"/>
+            <w:tcW w:type="dxa" w:w="659"/>
             <w:tcBorders>
               <w:top w:val="single" w:color="999999" w:sz="4"/>
               <w:left w:val="single" w:color="999999" w:sz="4"/>
@@ -1975,7 +1982,7 @@
         </w:tc>
         <w:tc>
           <w:tcPr>
-            <w:tcW w:type="dxa" w:w="5058"/>
+            <w:tcW w:type="dxa" w:w="5684"/>
             <w:tcBorders>
               <w:top w:val="single" w:color="999999" w:sz="4"/>
               <w:left w:val="single" w:color="999999" w:sz="4"/>
@@ -1997,7 +2004,7 @@
         </w:tc>
         <w:tc>
           <w:tcPr>
-            <w:tcW w:type="dxa" w:w="3435"/>
+            <w:tcW w:type="dxa" w:w="2966"/>
             <w:tcBorders>
               <w:top w:val="single" w:color="999999" w:sz="4"/>
               <w:left w:val="single" w:color="999999" w:sz="4"/>
@@ -2019,7 +2026,7 @@
         </w:tc>
         <w:tc>
           <w:tcPr>
-            <w:tcW w:type="dxa" w:w="382"/>
+            <w:tcW w:type="dxa" w:w="329"/>
             <w:tcBorders>
               <w:top w:val="single" w:color="999999" w:sz="4"/>
               <w:left w:val="single" w:color="999999" w:sz="4"/>
@@ -2462,9 +2469,9 @@
         </w:tblBorders>
       </w:tblPr>
       <w:tblGrid>
-        <w:gridCol w:w="3258"/>
-        <w:gridCol w:w="339"/>
-        <w:gridCol w:w="6041"/>
+        <w:gridCol w:w="4080"/>
+        <w:gridCol w:w="296"/>
+        <w:gridCol w:w="5262"/>
       </w:tblGrid>
       <w:tr>
         <w:trPr>
@@ -2472,7 +2479,7 @@
         </w:trPr>
         <w:tc>
           <w:tcPr>
-            <w:tcW w:type="dxa" w:w="3258"/>
+            <w:tcW w:type="dxa" w:w="4080"/>
             <w:tcBorders>
               <w:top w:val="single" w:color="999999" w:sz="4"/>
               <w:left w:val="single" w:color="999999" w:sz="4"/>
@@ -2499,7 +2506,7 @@
         </w:tc>
         <w:tc>
           <w:tcPr>
-            <w:tcW w:type="dxa" w:w="339"/>
+            <w:tcW w:type="dxa" w:w="296"/>
             <w:tcBorders>
               <w:top w:val="single" w:color="999999" w:sz="4"/>
               <w:left w:val="single" w:color="999999" w:sz="4"/>
@@ -2526,7 +2533,7 @@
         </w:tc>
         <w:tc>
           <w:tcPr>
-            <w:tcW w:type="dxa" w:w="6041"/>
+            <w:tcW w:type="dxa" w:w="5262"/>
             <w:tcBorders>
               <w:top w:val="single" w:color="999999" w:sz="4"/>
               <w:left w:val="single" w:color="999999" w:sz="4"/>
@@ -2558,29 +2565,29 @@
         </w:trPr>
         <w:tc>
           <w:tcPr>
-            <w:tcW w:type="dxa" w:w="3258"/>
-            <w:tcBorders>
-              <w:top w:val="single" w:color="999999" w:sz="4"/>
-              <w:left w:val="single" w:color="999999" w:sz="4"/>
-              <w:bottom w:val="single" w:color="999999" w:sz="4"/>
-              <w:right w:val="single" w:color="999999" w:sz="4"/>
-            </w:tcBorders>
-            <w:tcMar>
-              <w:top w:type="dxa" w:w="60"/>
-              <w:left w:type="dxa" w:w="100"/>
-              <w:bottom w:type="dxa" w:w="60"/>
-              <w:right w:type="dxa" w:w="100"/>
-            </w:tcMar>
-          </w:tcPr>
-          <w:p>
-            <w:r>
-              <w:t xml:space="preserve">Bloc secteur 12 V (tension à vide &lt; 16 V)</w:t>
-            </w:r>
-          </w:p>
-        </w:tc>
-        <w:tc>
-          <w:tcPr>
-            <w:tcW w:type="dxa" w:w="339"/>
+            <w:tcW w:type="dxa" w:w="4080"/>
+            <w:tcBorders>
+              <w:top w:val="single" w:color="999999" w:sz="4"/>
+              <w:left w:val="single" w:color="999999" w:sz="4"/>
+              <w:bottom w:val="single" w:color="999999" w:sz="4"/>
+              <w:right w:val="single" w:color="999999" w:sz="4"/>
+            </w:tcBorders>
+            <w:tcMar>
+              <w:top w:type="dxa" w:w="60"/>
+              <w:left w:type="dxa" w:w="100"/>
+              <w:bottom w:type="dxa" w:w="60"/>
+              <w:right w:type="dxa" w:w="100"/>
+            </w:tcMar>
+          </w:tcPr>
+          <w:p>
+            <w:r>
+              <w:t xml:space="preserve">Bloc USB 5 V ≥ 1 A + câble USB coupé ou adaptateur USB-C vers bornier</w:t>
+            </w:r>
+          </w:p>
+        </w:tc>
+        <w:tc>
+          <w:tcPr>
+            <w:tcW w:type="dxa" w:w="296"/>
             <w:tcBorders>
               <w:top w:val="single" w:color="999999" w:sz="4"/>
               <w:left w:val="single" w:color="999999" w:sz="4"/>
@@ -2602,23 +2609,33 @@
         </w:tc>
         <w:tc>
           <w:tcPr>
-            <w:tcW w:type="dxa" w:w="6041"/>
-            <w:tcBorders>
-              <w:top w:val="single" w:color="999999" w:sz="4"/>
-              <w:left w:val="single" w:color="999999" w:sz="4"/>
-              <w:bottom w:val="single" w:color="999999" w:sz="4"/>
-              <w:right w:val="single" w:color="999999" w:sz="4"/>
-            </w:tcBorders>
-            <w:tcMar>
-              <w:top w:type="dxa" w:w="60"/>
-              <w:left w:type="dxa" w:w="100"/>
-              <w:bottom w:type="dxa" w:w="60"/>
-              <w:right w:type="dxa" w:w="100"/>
-            </w:tcMar>
-          </w:tcPr>
-          <w:p>
-            <w:r>
-              <w:t xml:space="preserve">deux fils vers J1</w:t>
+            <w:tcW w:type="dxa" w:w="5262"/>
+            <w:tcBorders>
+              <w:top w:val="single" w:color="999999" w:sz="4"/>
+              <w:left w:val="single" w:color="999999" w:sz="4"/>
+              <w:bottom w:val="single" w:color="999999" w:sz="4"/>
+              <w:right w:val="single" w:color="999999" w:sz="4"/>
+            </w:tcBorders>
+            <w:tcMar>
+              <w:top w:type="dxa" w:w="60"/>
+              <w:left w:type="dxa" w:w="100"/>
+              <w:bottom w:type="dxa" w:w="60"/>
+              <w:right w:type="dxa" w:w="100"/>
+            </w:tcMar>
+          </w:tcPr>
+          <w:p>
+            <w:r>
+              <w:t xml:space="preserve">deux fils vers J1 (+ et −) ; </w:t>
+            </w:r>
+            <w:r>
+              <w:rPr>
+                <w:b/>
+                <w:bCs/>
+              </w:rPr>
+              <w:t xml:space="preserve">jamais de bloc 12 V</w:t>
+            </w:r>
+            <w:r>
+              <w:t xml:space="preserve"> avec U1 ponté (2026-10-29)</w:t>
             </w:r>
           </w:p>
         </w:tc>
@@ -2629,7 +2646,7 @@
         </w:trPr>
         <w:tc>
           <w:tcPr>
-            <w:tcW w:type="dxa" w:w="3258"/>
+            <w:tcW w:type="dxa" w:w="4080"/>
             <w:tcBorders>
               <w:top w:val="single" w:color="999999" w:sz="4"/>
               <w:left w:val="single" w:color="999999" w:sz="4"/>
@@ -2651,7 +2668,7 @@
         </w:tc>
         <w:tc>
           <w:tcPr>
-            <w:tcW w:type="dxa" w:w="339"/>
+            <w:tcW w:type="dxa" w:w="296"/>
             <w:tcBorders>
               <w:top w:val="single" w:color="999999" w:sz="4"/>
               <w:left w:val="single" w:color="999999" w:sz="4"/>
@@ -2673,7 +2690,7 @@
         </w:tc>
         <w:tc>
           <w:tcPr>
-            <w:tcW w:type="dxa" w:w="6041"/>
+            <w:tcW w:type="dxa" w:w="5262"/>
             <w:tcBorders>
               <w:top w:val="single" w:color="999999" w:sz="4"/>
               <w:left w:val="single" w:color="999999" w:sz="4"/>
@@ -2700,7 +2717,7 @@
         </w:trPr>
         <w:tc>
           <w:tcPr>
-            <w:tcW w:type="dxa" w:w="3258"/>
+            <w:tcW w:type="dxa" w:w="4080"/>
             <w:tcBorders>
               <w:top w:val="single" w:color="999999" w:sz="4"/>
               <w:left w:val="single" w:color="999999" w:sz="4"/>
@@ -2722,7 +2739,7 @@
         </w:tc>
         <w:tc>
           <w:tcPr>
-            <w:tcW w:type="dxa" w:w="339"/>
+            <w:tcW w:type="dxa" w:w="296"/>
             <w:tcBorders>
               <w:top w:val="single" w:color="999999" w:sz="4"/>
               <w:left w:val="single" w:color="999999" w:sz="4"/>
@@ -2744,7 +2761,7 @@
         </w:tc>
         <w:tc>
           <w:tcPr>
-            <w:tcW w:type="dxa" w:w="6041"/>
+            <w:tcW w:type="dxa" w:w="5262"/>
             <w:tcBorders>
               <w:top w:val="single" w:color="999999" w:sz="4"/>
               <w:left w:val="single" w:color="999999" w:sz="4"/>
@@ -2771,7 +2788,7 @@
         </w:trPr>
         <w:tc>
           <w:tcPr>
-            <w:tcW w:type="dxa" w:w="3258"/>
+            <w:tcW w:type="dxa" w:w="4080"/>
             <w:tcBorders>
               <w:top w:val="single" w:color="999999" w:sz="4"/>
               <w:left w:val="single" w:color="999999" w:sz="4"/>
@@ -2793,7 +2810,7 @@
         </w:tc>
         <w:tc>
           <w:tcPr>
-            <w:tcW w:type="dxa" w:w="339"/>
+            <w:tcW w:type="dxa" w:w="296"/>
             <w:tcBorders>
               <w:top w:val="single" w:color="999999" w:sz="4"/>
               <w:left w:val="single" w:color="999999" w:sz="4"/>
@@ -2815,7 +2832,7 @@
         </w:tc>
         <w:tc>
           <w:tcPr>
-            <w:tcW w:type="dxa" w:w="6041"/>
+            <w:tcW w:type="dxa" w:w="5262"/>
             <w:tcBorders>
               <w:top w:val="single" w:color="999999" w:sz="4"/>
               <w:left w:val="single" w:color="999999" w:sz="4"/>
@@ -2842,7 +2859,7 @@
         </w:trPr>
         <w:tc>
           <w:tcPr>
-            <w:tcW w:type="dxa" w:w="3258"/>
+            <w:tcW w:type="dxa" w:w="4080"/>
             <w:tcBorders>
               <w:top w:val="single" w:color="999999" w:sz="4"/>
               <w:left w:val="single" w:color="999999" w:sz="4"/>
@@ -2864,7 +2881,7 @@
         </w:tc>
         <w:tc>
           <w:tcPr>
-            <w:tcW w:type="dxa" w:w="339"/>
+            <w:tcW w:type="dxa" w:w="296"/>
             <w:tcBorders>
               <w:top w:val="single" w:color="999999" w:sz="4"/>
               <w:left w:val="single" w:color="999999" w:sz="4"/>
@@ -2886,7 +2903,7 @@
         </w:tc>
         <w:tc>
           <w:tcPr>
-            <w:tcW w:type="dxa" w:w="6041"/>
+            <w:tcW w:type="dxa" w:w="5262"/>
             <w:tcBorders>
               <w:top w:val="single" w:color="999999" w:sz="4"/>
               <w:left w:val="single" w:color="999999" w:sz="4"/>
@@ -2913,7 +2930,7 @@
         </w:trPr>
         <w:tc>
           <w:tcPr>
-            <w:tcW w:type="dxa" w:w="3258"/>
+            <w:tcW w:type="dxa" w:w="4080"/>
             <w:tcBorders>
               <w:top w:val="single" w:color="999999" w:sz="4"/>
               <w:left w:val="single" w:color="999999" w:sz="4"/>
@@ -2935,7 +2952,7 @@
         </w:tc>
         <w:tc>
           <w:tcPr>
-            <w:tcW w:type="dxa" w:w="339"/>
+            <w:tcW w:type="dxa" w:w="296"/>
             <w:tcBorders>
               <w:top w:val="single" w:color="999999" w:sz="4"/>
               <w:left w:val="single" w:color="999999" w:sz="4"/>
@@ -2957,7 +2974,7 @@
         </w:tc>
         <w:tc>
           <w:tcPr>
-            <w:tcW w:type="dxa" w:w="6041"/>
+            <w:tcW w:type="dxa" w:w="5262"/>
             <w:tcBorders>
               <w:top w:val="single" w:color="999999" w:sz="4"/>
               <w:left w:val="single" w:color="999999" w:sz="4"/>
@@ -2984,7 +3001,7 @@
         </w:trPr>
         <w:tc>
           <w:tcPr>
-            <w:tcW w:type="dxa" w:w="3258"/>
+            <w:tcW w:type="dxa" w:w="4080"/>
             <w:tcBorders>
               <w:top w:val="single" w:color="999999" w:sz="4"/>
               <w:left w:val="single" w:color="999999" w:sz="4"/>
@@ -3006,7 +3023,7 @@
         </w:tc>
         <w:tc>
           <w:tcPr>
-            <w:tcW w:type="dxa" w:w="339"/>
+            <w:tcW w:type="dxa" w:w="296"/>
             <w:tcBorders>
               <w:top w:val="single" w:color="999999" w:sz="4"/>
               <w:left w:val="single" w:color="999999" w:sz="4"/>
@@ -3028,7 +3045,7 @@
         </w:tc>
         <w:tc>
           <w:tcPr>
-            <w:tcW w:type="dxa" w:w="6041"/>
+            <w:tcW w:type="dxa" w:w="5262"/>
             <w:tcBorders>
               <w:top w:val="single" w:color="999999" w:sz="4"/>
               <w:left w:val="single" w:color="999999" w:sz="4"/>
@@ -3055,7 +3072,7 @@
         </w:trPr>
         <w:tc>
           <w:tcPr>
-            <w:tcW w:type="dxa" w:w="3258"/>
+            <w:tcW w:type="dxa" w:w="4080"/>
             <w:tcBorders>
               <w:top w:val="single" w:color="999999" w:sz="4"/>
               <w:left w:val="single" w:color="999999" w:sz="4"/>
@@ -3077,7 +3094,7 @@
         </w:tc>
         <w:tc>
           <w:tcPr>
-            <w:tcW w:type="dxa" w:w="339"/>
+            <w:tcW w:type="dxa" w:w="296"/>
             <w:tcBorders>
               <w:top w:val="single" w:color="999999" w:sz="4"/>
               <w:left w:val="single" w:color="999999" w:sz="4"/>
@@ -3099,7 +3116,7 @@
         </w:tc>
         <w:tc>
           <w:tcPr>
-            <w:tcW w:type="dxa" w:w="6041"/>
+            <w:tcW w:type="dxa" w:w="5262"/>
             <w:tcBorders>
               <w:top w:val="single" w:color="999999" w:sz="4"/>
               <w:left w:val="single" w:color="999999" w:sz="4"/>
@@ -3134,7 +3151,7 @@
         </w:trPr>
         <w:tc>
           <w:tcPr>
-            <w:tcW w:type="dxa" w:w="3258"/>
+            <w:tcW w:type="dxa" w:w="4080"/>
             <w:tcBorders>
               <w:top w:val="single" w:color="999999" w:sz="4"/>
               <w:left w:val="single" w:color="999999" w:sz="4"/>
@@ -3156,7 +3173,7 @@
         </w:tc>
         <w:tc>
           <w:tcPr>
-            <w:tcW w:type="dxa" w:w="339"/>
+            <w:tcW w:type="dxa" w:w="296"/>
             <w:tcBorders>
               <w:top w:val="single" w:color="999999" w:sz="4"/>
               <w:left w:val="single" w:color="999999" w:sz="4"/>
@@ -3178,7 +3195,7 @@
         </w:tc>
         <w:tc>
           <w:tcPr>
-            <w:tcW w:type="dxa" w:w="6041"/>
+            <w:tcW w:type="dxa" w:w="5262"/>
             <w:tcBorders>
               <w:top w:val="single" w:color="999999" w:sz="4"/>
               <w:left w:val="single" w:color="999999" w:sz="4"/>
@@ -3205,7 +3222,7 @@
         </w:trPr>
         <w:tc>
           <w:tcPr>
-            <w:tcW w:type="dxa" w:w="3258"/>
+            <w:tcW w:type="dxa" w:w="4080"/>
             <w:tcBorders>
               <w:top w:val="single" w:color="999999" w:sz="4"/>
               <w:left w:val="single" w:color="999999" w:sz="4"/>
@@ -3227,7 +3244,7 @@
         </w:tc>
         <w:tc>
           <w:tcPr>
-            <w:tcW w:type="dxa" w:w="339"/>
+            <w:tcW w:type="dxa" w:w="296"/>
             <w:tcBorders>
               <w:top w:val="single" w:color="999999" w:sz="4"/>
               <w:left w:val="single" w:color="999999" w:sz="4"/>
@@ -3249,23 +3266,23 @@
         </w:tc>
         <w:tc>
           <w:tcPr>
-            <w:tcW w:type="dxa" w:w="6041"/>
-            <w:tcBorders>
-              <w:top w:val="single" w:color="999999" w:sz="4"/>
-              <w:left w:val="single" w:color="999999" w:sz="4"/>
-              <w:bottom w:val="single" w:color="999999" w:sz="4"/>
-              <w:right w:val="single" w:color="999999" w:sz="4"/>
-            </w:tcBorders>
-            <w:tcMar>
-              <w:top w:type="dxa" w:w="60"/>
-              <w:left w:type="dxa" w:w="100"/>
-              <w:bottom w:type="dxa" w:w="60"/>
-              <w:right w:type="dxa" w:w="100"/>
-            </w:tcMar>
-          </w:tcPr>
-          <w:p>
-            <w:r>
-              <w:t xml:space="preserve">serre-câble 12 V ; mousse autour de la capsule du micro</w:t>
+            <w:tcW w:type="dxa" w:w="5262"/>
+            <w:tcBorders>
+              <w:top w:val="single" w:color="999999" w:sz="4"/>
+              <w:left w:val="single" w:color="999999" w:sz="4"/>
+              <w:bottom w:val="single" w:color="999999" w:sz="4"/>
+              <w:right w:val="single" w:color="999999" w:sz="4"/>
+            </w:tcBorders>
+            <w:tcMar>
+              <w:top w:type="dxa" w:w="60"/>
+              <w:left w:type="dxa" w:w="100"/>
+              <w:bottom w:type="dxa" w:w="60"/>
+              <w:right w:type="dxa" w:w="100"/>
+            </w:tcMar>
+          </w:tcPr>
+          <w:p>
+            <w:r>
+              <w:t xml:space="preserve">serre-câble d'alimentation ; mousse autour de la capsule du micro</w:t>
             </w:r>
           </w:p>
         </w:tc>
